--- a/更新後.docx
+++ b/更新後.docx
@@ -1120,7 +1120,19 @@
           </w:tcPr>
           <w:p>
             <w:pPr>
-              <w:jc w:val="left"/>
+              <w:overflowPunct w:val="0"/>
+              <w:topLinePunct/>
+              <w:autoSpaceDE w:val="0"/>
+              <w:autoSpaceDN w:val="0"/>
+              <w:spacing w:line="240" w:lineRule="auto"/>
+              <w:ind w:firstLine="0"/>
+              <w:jc w:val="center"/>
+              <w:rPr>
+                <w:rFonts w:cs="Arial"/>
+                <w:sz w:val="20"/>
+                <w:szCs w:val="20"/>
+                <w:lang w:bidi="ar-SA"/>
+              </w:rPr>
             </w:pPr>
             <w:r>
               <w:t>24/3/31</w:t>
@@ -1580,7 +1592,19 @@
           </w:tcPr>
           <w:p>
             <w:pPr>
-              <w:jc w:val="left"/>
+              <w:overflowPunct w:val="0"/>
+              <w:topLinePunct/>
+              <w:autoSpaceDE w:val="0"/>
+              <w:autoSpaceDN w:val="0"/>
+              <w:spacing w:line="240" w:lineRule="auto"/>
+              <w:ind w:firstLine="0"/>
+              <w:jc w:val="center"/>
+              <w:rPr>
+                <w:rFonts w:cs="Arial"/>
+                <w:sz w:val="20"/>
+                <w:szCs w:val="20"/>
+                <w:lang w:bidi="ar-SA"/>
+              </w:rPr>
             </w:pPr>
             <w:r>
               <w:t>24/10/6</w:t>
@@ -2040,7 +2064,19 @@
           </w:tcPr>
           <w:p>
             <w:pPr>
-              <w:jc w:val="left"/>
+              <w:overflowPunct w:val="0"/>
+              <w:topLinePunct/>
+              <w:autoSpaceDE w:val="0"/>
+              <w:autoSpaceDN w:val="0"/>
+              <w:spacing w:line="240" w:lineRule="auto"/>
+              <w:ind w:firstLine="0"/>
+              <w:jc w:val="center"/>
+              <w:rPr>
+                <w:rFonts w:cs="Arial"/>
+                <w:sz w:val="20"/>
+                <w:szCs w:val="20"/>
+                <w:lang w:bidi="ar-SA"/>
+              </w:rPr>
             </w:pPr>
             <w:r>
               <w:t>24/6/16</w:t>
@@ -2060,7 +2096,19 @@
           </w:tcPr>
           <w:p>
             <w:pPr>
-              <w:jc w:val="left"/>
+              <w:overflowPunct w:val="0"/>
+              <w:topLinePunct/>
+              <w:autoSpaceDE w:val="0"/>
+              <w:autoSpaceDN w:val="0"/>
+              <w:spacing w:before="40" w:line="240" w:lineRule="auto"/>
+              <w:ind w:firstLine="0"/>
+              <w:jc w:val="center"/>
+              <w:rPr>
+                <w:rFonts w:cs="Arial"/>
+                <w:sz w:val="20"/>
+                <w:szCs w:val="20"/>
+                <w:lang w:bidi="ar-SA"/>
+              </w:rPr>
             </w:pPr>
             <w:r>
               <w:t>ABC</w:t>
@@ -2226,7 +2274,19 @@
           </w:tcPr>
           <w:p>
             <w:pPr>
-              <w:jc w:val="left"/>
+              <w:overflowPunct w:val="0"/>
+              <w:topLinePunct/>
+              <w:autoSpaceDE w:val="0"/>
+              <w:autoSpaceDN w:val="0"/>
+              <w:spacing w:before="40" w:line="240" w:lineRule="auto"/>
+              <w:ind w:firstLine="0"/>
+              <w:jc w:val="center"/>
+              <w:rPr>
+                <w:rFonts w:cs="Arial"/>
+                <w:sz w:val="20"/>
+                <w:szCs w:val="20"/>
+                <w:lang w:bidi="ar-SA"/>
+              </w:rPr>
             </w:pPr>
             <w:r>
               <w:t>24/11/6</w:t>
@@ -2482,10 +2542,22 @@
           </w:tcPr>
           <w:p>
             <w:pPr>
-              <w:jc w:val="left"/>
+              <w:overflowPunct w:val="0"/>
+              <w:topLinePunct/>
+              <w:autoSpaceDE w:val="0"/>
+              <w:autoSpaceDN w:val="0"/>
+              <w:spacing w:line="240" w:lineRule="auto"/>
+              <w:ind w:firstLine="0"/>
+              <w:jc w:val="center"/>
+              <w:rPr>
+                <w:rFonts w:cs="Arial"/>
+                <w:sz w:val="20"/>
+                <w:szCs w:val="20"/>
+                <w:lang w:bidi="ar-SA"/>
+              </w:rPr>
             </w:pPr>
             <w:r>
-              <w:t>24/10/31</w:t>
+              <w:t>24/23/31</w:t>
             </w:r>
           </w:p>
         </w:tc>
@@ -2900,7 +2972,19 @@
           </w:tcPr>
           <w:p>
             <w:pPr>
-              <w:jc w:val="left"/>
+              <w:overflowPunct w:val="0"/>
+              <w:topLinePunct/>
+              <w:autoSpaceDE w:val="0"/>
+              <w:autoSpaceDN w:val="0"/>
+              <w:spacing w:line="240" w:lineRule="auto"/>
+              <w:ind w:firstLine="0"/>
+              <w:jc w:val="center"/>
+              <w:rPr>
+                <w:rFonts w:cs="Arial"/>
+                <w:sz w:val="20"/>
+                <w:szCs w:val="20"/>
+                <w:lang w:bidi="ar-SA"/>
+              </w:rPr>
             </w:pPr>
             <w:r>
               <w:t>24/6/21</w:t>
@@ -2920,7 +3004,19 @@
           </w:tcPr>
           <w:p>
             <w:pPr>
-              <w:jc w:val="left"/>
+              <w:overflowPunct w:val="0"/>
+              <w:topLinePunct/>
+              <w:autoSpaceDE w:val="0"/>
+              <w:autoSpaceDN w:val="0"/>
+              <w:spacing w:before="40" w:line="240" w:lineRule="auto"/>
+              <w:ind w:firstLine="0"/>
+              <w:jc w:val="center"/>
+              <w:rPr>
+                <w:rFonts w:cs="Arial"/>
+                <w:sz w:val="20"/>
+                <w:szCs w:val="20"/>
+                <w:lang w:bidi="ar-SA"/>
+              </w:rPr>
             </w:pPr>
             <w:r>
               <w:t>ABC</w:t>
@@ -3086,7 +3182,19 @@
           </w:tcPr>
           <w:p>
             <w:pPr>
-              <w:jc w:val="left"/>
+              <w:overflowPunct w:val="0"/>
+              <w:topLinePunct/>
+              <w:autoSpaceDE w:val="0"/>
+              <w:autoSpaceDN w:val="0"/>
+              <w:spacing w:before="40" w:line="240" w:lineRule="auto"/>
+              <w:ind w:firstLine="0"/>
+              <w:jc w:val="center"/>
+              <w:rPr>
+                <w:rFonts w:cs="Arial"/>
+                <w:sz w:val="20"/>
+                <w:szCs w:val="20"/>
+                <w:lang w:bidi="ar-SA"/>
+              </w:rPr>
             </w:pPr>
             <w:r>
               <w:t>24/12/26</w:t>
@@ -3342,7 +3450,19 @@
           </w:tcPr>
           <w:p>
             <w:pPr>
-              <w:jc w:val="left"/>
+              <w:overflowPunct w:val="0"/>
+              <w:topLinePunct/>
+              <w:autoSpaceDE w:val="0"/>
+              <w:autoSpaceDN w:val="0"/>
+              <w:spacing w:line="240" w:lineRule="auto"/>
+              <w:ind w:firstLine="0"/>
+              <w:jc w:val="center"/>
+              <w:rPr>
+                <w:rFonts w:cs="Arial"/>
+                <w:sz w:val="20"/>
+                <w:szCs w:val="20"/>
+                <w:lang w:bidi="ar-SA"/>
+              </w:rPr>
             </w:pPr>
             <w:r>
               <w:t>24/7/21</w:t>
@@ -3802,7 +3922,19 @@
           </w:tcPr>
           <w:p>
             <w:pPr>
-              <w:jc w:val="left"/>
+              <w:overflowPunct w:val="0"/>
+              <w:topLinePunct/>
+              <w:autoSpaceDE w:val="0"/>
+              <w:autoSpaceDN w:val="0"/>
+              <w:spacing w:line="240" w:lineRule="auto"/>
+              <w:ind w:firstLine="0"/>
+              <w:jc w:val="center"/>
+              <w:rPr>
+                <w:rFonts w:cs="Arial"/>
+                <w:sz w:val="20"/>
+                <w:szCs w:val="20"/>
+                <w:lang w:bidi="ar-SA"/>
+              </w:rPr>
             </w:pPr>
             <w:r>
               <w:t>24/7/21</w:t>
@@ -4262,7 +4394,19 @@
           </w:tcPr>
           <w:p>
             <w:pPr>
-              <w:jc w:val="left"/>
+              <w:overflowPunct w:val="0"/>
+              <w:topLinePunct/>
+              <w:autoSpaceDE w:val="0"/>
+              <w:autoSpaceDN w:val="0"/>
+              <w:spacing w:line="240" w:lineRule="auto"/>
+              <w:ind w:firstLine="0"/>
+              <w:jc w:val="center"/>
+              <w:rPr>
+                <w:rFonts w:cs="Arial"/>
+                <w:sz w:val="20"/>
+                <w:szCs w:val="20"/>
+                <w:lang w:bidi="ar-SA"/>
+              </w:rPr>
             </w:pPr>
             <w:r>
               <w:t>24/11/3</w:t>
@@ -4680,7 +4824,19 @@
           </w:tcPr>
           <w:p>
             <w:pPr>
-              <w:jc w:val="left"/>
+              <w:overflowPunct w:val="0"/>
+              <w:topLinePunct/>
+              <w:autoSpaceDE w:val="0"/>
+              <w:autoSpaceDN w:val="0"/>
+              <w:spacing w:line="240" w:lineRule="auto"/>
+              <w:ind w:firstLine="0"/>
+              <w:jc w:val="center"/>
+              <w:rPr>
+                <w:rFonts w:cs="Arial"/>
+                <w:sz w:val="20"/>
+                <w:szCs w:val="20"/>
+                <w:lang w:bidi="ar-SA"/>
+              </w:rPr>
             </w:pPr>
             <w:r>
               <w:t>24/7/21</w:t>
@@ -5140,7 +5296,19 @@
           </w:tcPr>
           <w:p>
             <w:pPr>
-              <w:jc w:val="left"/>
+              <w:overflowPunct w:val="0"/>
+              <w:topLinePunct/>
+              <w:autoSpaceDE w:val="0"/>
+              <w:autoSpaceDN w:val="0"/>
+              <w:spacing w:line="240" w:lineRule="auto"/>
+              <w:ind w:firstLine="0"/>
+              <w:jc w:val="center"/>
+              <w:rPr>
+                <w:rFonts w:cs="Arial"/>
+                <w:sz w:val="20"/>
+                <w:szCs w:val="20"/>
+                <w:lang w:bidi="ar-SA"/>
+              </w:rPr>
             </w:pPr>
             <w:r>
               <w:t>24/7/18</w:t>
@@ -5600,7 +5768,19 @@
           </w:tcPr>
           <w:p>
             <w:pPr>
-              <w:jc w:val="left"/>
+              <w:overflowPunct w:val="0"/>
+              <w:topLinePunct/>
+              <w:autoSpaceDE w:val="0"/>
+              <w:autoSpaceDN w:val="0"/>
+              <w:spacing w:line="240" w:lineRule="auto"/>
+              <w:ind w:firstLine="0"/>
+              <w:jc w:val="center"/>
+              <w:rPr>
+                <w:rFonts w:cs="Arial"/>
+                <w:sz w:val="20"/>
+                <w:szCs w:val="20"/>
+                <w:lang w:bidi="ar-SA"/>
+              </w:rPr>
             </w:pPr>
             <w:r>
               <w:t>24/4/28</w:t>
@@ -5620,7 +5800,19 @@
           </w:tcPr>
           <w:p>
             <w:pPr>
-              <w:jc w:val="left"/>
+              <w:overflowPunct w:val="0"/>
+              <w:topLinePunct/>
+              <w:autoSpaceDE w:val="0"/>
+              <w:autoSpaceDN w:val="0"/>
+              <w:spacing w:before="40" w:line="240" w:lineRule="auto"/>
+              <w:ind w:firstLine="0"/>
+              <w:jc w:val="center"/>
+              <w:rPr>
+                <w:rFonts w:cs="Arial"/>
+                <w:sz w:val="20"/>
+                <w:szCs w:val="20"/>
+                <w:lang w:bidi="ar-SA"/>
+              </w:rPr>
             </w:pPr>
             <w:r>
               <w:t>ABC</w:t>
@@ -5786,7 +5978,19 @@
           </w:tcPr>
           <w:p>
             <w:pPr>
-              <w:jc w:val="left"/>
+              <w:overflowPunct w:val="0"/>
+              <w:topLinePunct/>
+              <w:autoSpaceDE w:val="0"/>
+              <w:autoSpaceDN w:val="0"/>
+              <w:spacing w:before="40" w:line="240" w:lineRule="auto"/>
+              <w:ind w:firstLine="0"/>
+              <w:jc w:val="center"/>
+              <w:rPr>
+                <w:rFonts w:cs="Arial"/>
+                <w:sz w:val="20"/>
+                <w:szCs w:val="20"/>
+                <w:lang w:bidi="ar-SA"/>
+              </w:rPr>
             </w:pPr>
             <w:r>
               <w:t>24/12/15</w:t>
@@ -6042,7 +6246,19 @@
           </w:tcPr>
           <w:p>
             <w:pPr>
-              <w:jc w:val="left"/>
+              <w:overflowPunct w:val="0"/>
+              <w:topLinePunct/>
+              <w:autoSpaceDE w:val="0"/>
+              <w:autoSpaceDN w:val="0"/>
+              <w:spacing w:line="240" w:lineRule="auto"/>
+              <w:ind w:firstLine="0"/>
+              <w:jc w:val="center"/>
+              <w:rPr>
+                <w:rFonts w:cs="Arial"/>
+                <w:sz w:val="20"/>
+                <w:szCs w:val="20"/>
+                <w:lang w:bidi="ar-SA"/>
+              </w:rPr>
             </w:pPr>
             <w:r>
               <w:t>24/7/21</w:t>
@@ -6502,7 +6718,19 @@
           </w:tcPr>
           <w:p>
             <w:pPr>
-              <w:jc w:val="left"/>
+              <w:overflowPunct w:val="0"/>
+              <w:topLinePunct/>
+              <w:autoSpaceDE w:val="0"/>
+              <w:autoSpaceDN w:val="0"/>
+              <w:spacing w:line="240" w:lineRule="auto"/>
+              <w:ind w:firstLine="0"/>
+              <w:jc w:val="center"/>
+              <w:rPr>
+                <w:rFonts w:cs="Arial"/>
+                <w:sz w:val="20"/>
+                <w:szCs w:val="20"/>
+                <w:lang w:bidi="ar-SA"/>
+              </w:rPr>
             </w:pPr>
             <w:r>
               <w:t>24/6/21</w:t>
@@ -6962,7 +7190,19 @@
           </w:tcPr>
           <w:p>
             <w:pPr>
-              <w:jc w:val="left"/>
+              <w:overflowPunct w:val="0"/>
+              <w:topLinePunct/>
+              <w:autoSpaceDE w:val="0"/>
+              <w:autoSpaceDN w:val="0"/>
+              <w:spacing w:line="240" w:lineRule="auto"/>
+              <w:ind w:firstLine="0"/>
+              <w:jc w:val="center"/>
+              <w:rPr>
+                <w:rFonts w:cs="Arial"/>
+                <w:sz w:val="20"/>
+                <w:szCs w:val="20"/>
+                <w:lang w:bidi="ar-SA"/>
+              </w:rPr>
             </w:pPr>
             <w:r>
               <w:t>24/10/13</w:t>
@@ -7422,7 +7662,19 @@
           </w:tcPr>
           <w:p>
             <w:pPr>
-              <w:jc w:val="left"/>
+              <w:overflowPunct w:val="0"/>
+              <w:topLinePunct/>
+              <w:autoSpaceDE w:val="0"/>
+              <w:autoSpaceDN w:val="0"/>
+              <w:spacing w:line="240" w:lineRule="auto"/>
+              <w:ind w:firstLine="0"/>
+              <w:jc w:val="center"/>
+              <w:rPr>
+                <w:rFonts w:cs="Arial"/>
+                <w:sz w:val="20"/>
+                <w:szCs w:val="20"/>
+                <w:lang w:bidi="ar-SA"/>
+              </w:rPr>
             </w:pPr>
             <w:r>
               <w:t>24/6/10</w:t>
@@ -7442,7 +7694,19 @@
           </w:tcPr>
           <w:p>
             <w:pPr>
-              <w:jc w:val="left"/>
+              <w:overflowPunct w:val="0"/>
+              <w:topLinePunct/>
+              <w:autoSpaceDE w:val="0"/>
+              <w:autoSpaceDN w:val="0"/>
+              <w:spacing w:before="40" w:line="240" w:lineRule="auto"/>
+              <w:ind w:firstLine="0"/>
+              <w:jc w:val="center"/>
+              <w:rPr>
+                <w:rFonts w:cs="Arial"/>
+                <w:sz w:val="20"/>
+                <w:szCs w:val="20"/>
+                <w:lang w:bidi="ar-SA"/>
+              </w:rPr>
             </w:pPr>
             <w:r>
               <w:t>ABC</w:t>
@@ -7608,7 +7872,19 @@
           </w:tcPr>
           <w:p>
             <w:pPr>
-              <w:jc w:val="left"/>
+              <w:overflowPunct w:val="0"/>
+              <w:topLinePunct/>
+              <w:autoSpaceDE w:val="0"/>
+              <w:autoSpaceDN w:val="0"/>
+              <w:spacing w:before="40" w:line="240" w:lineRule="auto"/>
+              <w:ind w:firstLine="0"/>
+              <w:jc w:val="center"/>
+              <w:rPr>
+                <w:rFonts w:cs="Arial"/>
+                <w:sz w:val="20"/>
+                <w:szCs w:val="20"/>
+                <w:lang w:bidi="ar-SA"/>
+              </w:rPr>
             </w:pPr>
             <w:r>
               <w:t>24/12/1</w:t>
@@ -7864,7 +8140,19 @@
           </w:tcPr>
           <w:p>
             <w:pPr>
-              <w:jc w:val="left"/>
+              <w:overflowPunct w:val="0"/>
+              <w:topLinePunct/>
+              <w:autoSpaceDE w:val="0"/>
+              <w:autoSpaceDN w:val="0"/>
+              <w:spacing w:line="240" w:lineRule="auto"/>
+              <w:ind w:firstLine="0"/>
+              <w:jc w:val="center"/>
+              <w:rPr>
+                <w:rFonts w:cs="Arial"/>
+                <w:sz w:val="20"/>
+                <w:szCs w:val="20"/>
+                <w:lang w:bidi="ar-SA"/>
+              </w:rPr>
             </w:pPr>
             <w:r>
               <w:t>24/7/21</w:t>
@@ -8324,7 +8612,19 @@
           </w:tcPr>
           <w:p>
             <w:pPr>
-              <w:jc w:val="left"/>
+              <w:overflowPunct w:val="0"/>
+              <w:topLinePunct/>
+              <w:autoSpaceDE w:val="0"/>
+              <w:autoSpaceDN w:val="0"/>
+              <w:spacing w:line="240" w:lineRule="auto"/>
+              <w:ind w:firstLine="0"/>
+              <w:jc w:val="center"/>
+              <w:rPr>
+                <w:rFonts w:cs="Arial"/>
+                <w:sz w:val="20"/>
+                <w:szCs w:val="20"/>
+                <w:lang w:bidi="ar-SA"/>
+              </w:rPr>
             </w:pPr>
             <w:r>
               <w:t>24/7/18</w:t>
@@ -8784,7 +9084,19 @@
           </w:tcPr>
           <w:p>
             <w:pPr>
-              <w:jc w:val="left"/>
+              <w:overflowPunct w:val="0"/>
+              <w:topLinePunct/>
+              <w:autoSpaceDE w:val="0"/>
+              <w:autoSpaceDN w:val="0"/>
+              <w:spacing w:line="240" w:lineRule="auto"/>
+              <w:ind w:firstLine="0"/>
+              <w:jc w:val="center"/>
+              <w:rPr>
+                <w:rFonts w:cs="Arial"/>
+                <w:sz w:val="20"/>
+                <w:szCs w:val="20"/>
+                <w:lang w:bidi="ar-SA"/>
+              </w:rPr>
             </w:pPr>
             <w:r>
               <w:t>24/6/21</w:t>
@@ -8804,7 +9116,19 @@
           </w:tcPr>
           <w:p>
             <w:pPr>
-              <w:jc w:val="left"/>
+              <w:overflowPunct w:val="0"/>
+              <w:topLinePunct/>
+              <w:autoSpaceDE w:val="0"/>
+              <w:autoSpaceDN w:val="0"/>
+              <w:spacing w:before="40" w:line="240" w:lineRule="auto"/>
+              <w:ind w:firstLine="0"/>
+              <w:jc w:val="center"/>
+              <w:rPr>
+                <w:rFonts w:cs="Arial"/>
+                <w:sz w:val="20"/>
+                <w:szCs w:val="20"/>
+                <w:lang w:bidi="ar-SA"/>
+              </w:rPr>
             </w:pPr>
             <w:r>
               <w:t>ABC</w:t>
@@ -8970,7 +9294,19 @@
           </w:tcPr>
           <w:p>
             <w:pPr>
-              <w:jc w:val="left"/>
+              <w:overflowPunct w:val="0"/>
+              <w:topLinePunct/>
+              <w:autoSpaceDE w:val="0"/>
+              <w:autoSpaceDN w:val="0"/>
+              <w:spacing w:before="40" w:line="240" w:lineRule="auto"/>
+              <w:ind w:firstLine="0"/>
+              <w:jc w:val="center"/>
+              <w:rPr>
+                <w:rFonts w:cs="Arial"/>
+                <w:sz w:val="20"/>
+                <w:szCs w:val="20"/>
+                <w:lang w:bidi="ar-SA"/>
+              </w:rPr>
             </w:pPr>
             <w:r>
               <w:t>24/9/20</w:t>
@@ -9226,7 +9562,19 @@
           </w:tcPr>
           <w:p>
             <w:pPr>
-              <w:jc w:val="left"/>
+              <w:overflowPunct w:val="0"/>
+              <w:topLinePunct/>
+              <w:autoSpaceDE w:val="0"/>
+              <w:autoSpaceDN w:val="0"/>
+              <w:spacing w:line="240" w:lineRule="auto"/>
+              <w:ind w:firstLine="0"/>
+              <w:jc w:val="center"/>
+              <w:rPr>
+                <w:rFonts w:cs="Arial"/>
+                <w:sz w:val="20"/>
+                <w:szCs w:val="20"/>
+                <w:lang w:bidi="ar-SA"/>
+              </w:rPr>
             </w:pPr>
             <w:r>
               <w:t>24/6/16</w:t>
@@ -9686,7 +10034,19 @@
           </w:tcPr>
           <w:p>
             <w:pPr>
-              <w:jc w:val="left"/>
+              <w:overflowPunct w:val="0"/>
+              <w:topLinePunct/>
+              <w:autoSpaceDE w:val="0"/>
+              <w:autoSpaceDN w:val="0"/>
+              <w:spacing w:line="240" w:lineRule="auto"/>
+              <w:ind w:firstLine="0"/>
+              <w:jc w:val="center"/>
+              <w:rPr>
+                <w:rFonts w:cs="Arial"/>
+                <w:sz w:val="20"/>
+                <w:szCs w:val="20"/>
+                <w:lang w:bidi="ar-SA"/>
+              </w:rPr>
             </w:pPr>
             <w:r>
               <w:t>24/11/3</w:t>
@@ -10175,7 +10535,7 @@
         <w:autoSpaceDN w:val="0"/>
         <w:ind w:firstLineChars="550" w:firstLine="990"/>
         <w:rPr>
-          <w:rFonts w:ascii="Arial" w:hAnsi="Arial" w:cs="Arial" w:hint="eastAsia"/>
+          <w:rFonts w:ascii="Arial" w:hAnsi="Arial" w:cs="Arial"/>
           <w:sz w:val="18"/>
           <w:szCs w:val="18"/>
           <w:lang w:bidi="ar-SA"/>
@@ -11299,7 +11659,18 @@
           </w:tcPr>
           <w:p>
             <w:pPr>
-              <w:jc w:val="left"/>
+              <w:overflowPunct w:val="0"/>
+              <w:topLinePunct/>
+              <w:autoSpaceDE w:val="0"/>
+              <w:autoSpaceDN w:val="0"/>
+              <w:spacing w:line="240" w:lineRule="auto"/>
+              <w:ind w:firstLine="0"/>
+              <w:jc w:val="center"/>
+              <w:rPr>
+                <w:rFonts w:cs="Arial"/>
+                <w:szCs w:val="22"/>
+                <w:lang w:bidi="ar-SA"/>
+              </w:rPr>
             </w:pPr>
             <w:r>
               <w:t>24/7/18</w:t>
@@ -11755,7 +12126,18 @@
           </w:tcPr>
           <w:p>
             <w:pPr>
-              <w:jc w:val="left"/>
+              <w:overflowPunct w:val="0"/>
+              <w:topLinePunct/>
+              <w:autoSpaceDE w:val="0"/>
+              <w:autoSpaceDN w:val="0"/>
+              <w:spacing w:line="240" w:lineRule="auto"/>
+              <w:ind w:firstLine="0"/>
+              <w:jc w:val="center"/>
+              <w:rPr>
+                <w:rFonts w:cs="Arial"/>
+                <w:szCs w:val="22"/>
+                <w:lang w:bidi="ar-SA"/>
+              </w:rPr>
             </w:pPr>
             <w:r>
               <w:t>24/6/9</w:t>
@@ -11775,7 +12157,19 @@
           </w:tcPr>
           <w:p>
             <w:pPr>
-              <w:jc w:val="left"/>
+              <w:overflowPunct w:val="0"/>
+              <w:topLinePunct/>
+              <w:autoSpaceDE w:val="0"/>
+              <w:autoSpaceDN w:val="0"/>
+              <w:spacing w:before="40" w:line="240" w:lineRule="auto"/>
+              <w:ind w:firstLine="0"/>
+              <w:jc w:val="center"/>
+              <w:rPr>
+                <w:rFonts w:cs="Arial"/>
+                <w:sz w:val="20"/>
+                <w:szCs w:val="20"/>
+                <w:lang w:bidi="ar-SA"/>
+              </w:rPr>
             </w:pPr>
             <w:r>
               <w:t>ABC</w:t>
@@ -11939,7 +12333,19 @@
           </w:tcPr>
           <w:p>
             <w:pPr>
-              <w:jc w:val="left"/>
+              <w:overflowPunct w:val="0"/>
+              <w:topLinePunct/>
+              <w:autoSpaceDE w:val="0"/>
+              <w:autoSpaceDN w:val="0"/>
+              <w:spacing w:before="40" w:line="240" w:lineRule="auto"/>
+              <w:ind w:firstLine="0"/>
+              <w:jc w:val="center"/>
+              <w:rPr>
+                <w:rFonts w:cs="Arial"/>
+                <w:sz w:val="20"/>
+                <w:szCs w:val="20"/>
+                <w:lang w:bidi="ar-SA"/>
+              </w:rPr>
             </w:pPr>
             <w:r>
               <w:t>24/11/21</w:t>
@@ -12193,7 +12599,18 @@
           </w:tcPr>
           <w:p>
             <w:pPr>
-              <w:jc w:val="left"/>
+              <w:overflowPunct w:val="0"/>
+              <w:topLinePunct/>
+              <w:autoSpaceDE w:val="0"/>
+              <w:autoSpaceDN w:val="0"/>
+              <w:spacing w:line="240" w:lineRule="auto"/>
+              <w:ind w:firstLine="0"/>
+              <w:jc w:val="center"/>
+              <w:rPr>
+                <w:rFonts w:cs="Arial"/>
+                <w:szCs w:val="22"/>
+                <w:lang w:bidi="ar-SA"/>
+              </w:rPr>
             </w:pPr>
             <w:r>
               <w:t>24/8/25</w:t>
@@ -12649,7 +13066,18 @@
           </w:tcPr>
           <w:p>
             <w:pPr>
-              <w:jc w:val="left"/>
+              <w:overflowPunct w:val="0"/>
+              <w:topLinePunct/>
+              <w:autoSpaceDE w:val="0"/>
+              <w:autoSpaceDN w:val="0"/>
+              <w:spacing w:line="240" w:lineRule="auto"/>
+              <w:ind w:firstLine="0"/>
+              <w:jc w:val="center"/>
+              <w:rPr>
+                <w:rFonts w:cs="Arial"/>
+                <w:szCs w:val="22"/>
+                <w:lang w:bidi="ar-SA"/>
+              </w:rPr>
             </w:pPr>
             <w:r>
               <w:t>24/9/5</w:t>
@@ -13105,7 +13533,18 @@
           </w:tcPr>
           <w:p>
             <w:pPr>
-              <w:jc w:val="left"/>
+              <w:overflowPunct w:val="0"/>
+              <w:topLinePunct/>
+              <w:autoSpaceDE w:val="0"/>
+              <w:autoSpaceDN w:val="0"/>
+              <w:spacing w:line="240" w:lineRule="auto"/>
+              <w:ind w:firstLine="0"/>
+              <w:jc w:val="center"/>
+              <w:rPr>
+                <w:rFonts w:cs="Arial"/>
+                <w:szCs w:val="22"/>
+                <w:lang w:bidi="ar-SA"/>
+              </w:rPr>
             </w:pPr>
             <w:r>
               <w:t>24/7/7</w:t>
@@ -13561,7 +14000,18 @@
           </w:tcPr>
           <w:p>
             <w:pPr>
-              <w:jc w:val="left"/>
+              <w:overflowPunct w:val="0"/>
+              <w:topLinePunct/>
+              <w:autoSpaceDE w:val="0"/>
+              <w:autoSpaceDN w:val="0"/>
+              <w:spacing w:line="240" w:lineRule="auto"/>
+              <w:ind w:firstLine="0"/>
+              <w:jc w:val="center"/>
+              <w:rPr>
+                <w:rFonts w:cs="Arial"/>
+                <w:szCs w:val="22"/>
+                <w:lang w:bidi="ar-SA"/>
+              </w:rPr>
             </w:pPr>
             <w:r>
               <w:t>24/11/14</w:t>
@@ -13975,7 +14425,18 @@
           </w:tcPr>
           <w:p>
             <w:pPr>
-              <w:jc w:val="left"/>
+              <w:overflowPunct w:val="0"/>
+              <w:topLinePunct/>
+              <w:autoSpaceDE w:val="0"/>
+              <w:autoSpaceDN w:val="0"/>
+              <w:spacing w:line="240" w:lineRule="auto"/>
+              <w:ind w:firstLine="0"/>
+              <w:jc w:val="center"/>
+              <w:rPr>
+                <w:rFonts w:cs="Arial"/>
+                <w:szCs w:val="22"/>
+                <w:lang w:bidi="ar-SA"/>
+              </w:rPr>
             </w:pPr>
             <w:r>
               <w:t>24/7/31</w:t>
@@ -14431,7 +14892,18 @@
           </w:tcPr>
           <w:p>
             <w:pPr>
-              <w:jc w:val="left"/>
+              <w:overflowPunct w:val="0"/>
+              <w:topLinePunct/>
+              <w:autoSpaceDE w:val="0"/>
+              <w:autoSpaceDN w:val="0"/>
+              <w:spacing w:line="240" w:lineRule="auto"/>
+              <w:ind w:firstLine="0"/>
+              <w:jc w:val="center"/>
+              <w:rPr>
+                <w:rFonts w:cs="Arial"/>
+                <w:szCs w:val="22"/>
+                <w:lang w:bidi="ar-SA"/>
+              </w:rPr>
             </w:pPr>
             <w:r>
               <w:t>24/7/7</w:t>
@@ -14887,7 +15359,18 @@
           </w:tcPr>
           <w:p>
             <w:pPr>
-              <w:jc w:val="left"/>
+              <w:overflowPunct w:val="0"/>
+              <w:topLinePunct/>
+              <w:autoSpaceDE w:val="0"/>
+              <w:autoSpaceDN w:val="0"/>
+              <w:spacing w:line="240" w:lineRule="auto"/>
+              <w:ind w:firstLine="0"/>
+              <w:jc w:val="center"/>
+              <w:rPr>
+                <w:rFonts w:cs="Arial"/>
+                <w:szCs w:val="22"/>
+                <w:lang w:bidi="ar-SA"/>
+              </w:rPr>
             </w:pPr>
             <w:r>
               <w:t>24/8/25</w:t>
@@ -15343,7 +15826,18 @@
           </w:tcPr>
           <w:p>
             <w:pPr>
-              <w:jc w:val="left"/>
+              <w:overflowPunct w:val="0"/>
+              <w:topLinePunct/>
+              <w:autoSpaceDE w:val="0"/>
+              <w:autoSpaceDN w:val="0"/>
+              <w:spacing w:line="240" w:lineRule="auto"/>
+              <w:ind w:firstLine="0"/>
+              <w:jc w:val="center"/>
+              <w:rPr>
+                <w:rFonts w:cs="Arial"/>
+                <w:szCs w:val="22"/>
+                <w:lang w:bidi="ar-SA"/>
+              </w:rPr>
             </w:pPr>
             <w:r>
               <w:t>24/11/28</w:t>
@@ -15757,7 +16251,18 @@
           </w:tcPr>
           <w:p>
             <w:pPr>
-              <w:jc w:val="left"/>
+              <w:overflowPunct w:val="0"/>
+              <w:topLinePunct/>
+              <w:autoSpaceDE w:val="0"/>
+              <w:autoSpaceDN w:val="0"/>
+              <w:spacing w:line="240" w:lineRule="auto"/>
+              <w:ind w:firstLine="0"/>
+              <w:jc w:val="center"/>
+              <w:rPr>
+                <w:rFonts w:cs="Arial"/>
+                <w:szCs w:val="22"/>
+                <w:lang w:bidi="ar-SA"/>
+              </w:rPr>
             </w:pPr>
             <w:r>
               <w:t>24/10/23</w:t>
@@ -16171,7 +16676,18 @@
           </w:tcPr>
           <w:p>
             <w:pPr>
-              <w:jc w:val="left"/>
+              <w:overflowPunct w:val="0"/>
+              <w:topLinePunct/>
+              <w:autoSpaceDE w:val="0"/>
+              <w:autoSpaceDN w:val="0"/>
+              <w:spacing w:line="240" w:lineRule="auto"/>
+              <w:ind w:firstLine="0"/>
+              <w:jc w:val="center"/>
+              <w:rPr>
+                <w:rFonts w:cs="Arial"/>
+                <w:szCs w:val="22"/>
+                <w:lang w:bidi="ar-SA"/>
+              </w:rPr>
             </w:pPr>
             <w:r>
               <w:t>24/9/5</w:t>
@@ -16627,7 +17143,18 @@
           </w:tcPr>
           <w:p>
             <w:pPr>
-              <w:jc w:val="left"/>
+              <w:overflowPunct w:val="0"/>
+              <w:topLinePunct/>
+              <w:autoSpaceDE w:val="0"/>
+              <w:autoSpaceDN w:val="0"/>
+              <w:spacing w:line="240" w:lineRule="auto"/>
+              <w:ind w:firstLine="0"/>
+              <w:jc w:val="center"/>
+              <w:rPr>
+                <w:rFonts w:cs="Arial"/>
+                <w:szCs w:val="22"/>
+                <w:lang w:bidi="ar-SA"/>
+              </w:rPr>
             </w:pPr>
             <w:r>
               <w:t>24/9/8</w:t>
@@ -17083,7 +17610,18 @@
           </w:tcPr>
           <w:p>
             <w:pPr>
-              <w:jc w:val="left"/>
+              <w:overflowPunct w:val="0"/>
+              <w:topLinePunct/>
+              <w:autoSpaceDE w:val="0"/>
+              <w:autoSpaceDN w:val="0"/>
+              <w:spacing w:line="240" w:lineRule="auto"/>
+              <w:ind w:firstLine="0"/>
+              <w:jc w:val="center"/>
+              <w:rPr>
+                <w:rFonts w:cs="Arial"/>
+                <w:szCs w:val="22"/>
+                <w:lang w:bidi="ar-SA"/>
+              </w:rPr>
             </w:pPr>
             <w:r>
               <w:t>24/7/4</w:t>
@@ -17539,7 +18077,18 @@
           </w:tcPr>
           <w:p>
             <w:pPr>
-              <w:jc w:val="left"/>
+              <w:overflowPunct w:val="0"/>
+              <w:topLinePunct/>
+              <w:autoSpaceDE w:val="0"/>
+              <w:autoSpaceDN w:val="0"/>
+              <w:spacing w:line="240" w:lineRule="auto"/>
+              <w:ind w:firstLine="0"/>
+              <w:jc w:val="center"/>
+              <w:rPr>
+                <w:rFonts w:cs="Arial"/>
+                <w:szCs w:val="22"/>
+                <w:lang w:bidi="ar-SA"/>
+              </w:rPr>
             </w:pPr>
             <w:r>
               <w:t>24/6/30</w:t>
@@ -17995,7 +18544,18 @@
           </w:tcPr>
           <w:p>
             <w:pPr>
-              <w:jc w:val="left"/>
+              <w:overflowPunct w:val="0"/>
+              <w:topLinePunct/>
+              <w:autoSpaceDE w:val="0"/>
+              <w:autoSpaceDN w:val="0"/>
+              <w:spacing w:line="240" w:lineRule="auto"/>
+              <w:ind w:firstLine="0"/>
+              <w:jc w:val="center"/>
+              <w:rPr>
+                <w:rFonts w:cs="Arial"/>
+                <w:szCs w:val="22"/>
+                <w:lang w:bidi="ar-SA"/>
+              </w:rPr>
             </w:pPr>
             <w:r>
               <w:t>24/7/18</w:t>
@@ -18451,7 +19011,18 @@
           </w:tcPr>
           <w:p>
             <w:pPr>
-              <w:jc w:val="left"/>
+              <w:overflowPunct w:val="0"/>
+              <w:topLinePunct/>
+              <w:autoSpaceDE w:val="0"/>
+              <w:autoSpaceDN w:val="0"/>
+              <w:spacing w:line="240" w:lineRule="auto"/>
+              <w:ind w:firstLine="0"/>
+              <w:jc w:val="center"/>
+              <w:rPr>
+                <w:rFonts w:cs="Arial"/>
+                <w:szCs w:val="22"/>
+                <w:lang w:bidi="ar-SA"/>
+              </w:rPr>
             </w:pPr>
             <w:r>
               <w:t>24/6/27</w:t>
@@ -18907,7 +19478,18 @@
           </w:tcPr>
           <w:p>
             <w:pPr>
-              <w:jc w:val="left"/>
+              <w:overflowPunct w:val="0"/>
+              <w:topLinePunct/>
+              <w:autoSpaceDE w:val="0"/>
+              <w:autoSpaceDN w:val="0"/>
+              <w:spacing w:line="240" w:lineRule="auto"/>
+              <w:ind w:firstLine="0"/>
+              <w:jc w:val="center"/>
+              <w:rPr>
+                <w:rFonts w:cs="Arial"/>
+                <w:szCs w:val="22"/>
+                <w:lang w:bidi="ar-SA"/>
+              </w:rPr>
             </w:pPr>
             <w:r>
               <w:t>24/7/21</w:t>
@@ -19363,7 +19945,18 @@
           </w:tcPr>
           <w:p>
             <w:pPr>
-              <w:jc w:val="left"/>
+              <w:overflowPunct w:val="0"/>
+              <w:topLinePunct/>
+              <w:autoSpaceDE w:val="0"/>
+              <w:autoSpaceDN w:val="0"/>
+              <w:spacing w:line="240" w:lineRule="auto"/>
+              <w:ind w:firstLine="0"/>
+              <w:jc w:val="center"/>
+              <w:rPr>
+                <w:rFonts w:cs="Arial"/>
+                <w:szCs w:val="22"/>
+                <w:lang w:bidi="ar-SA"/>
+              </w:rPr>
             </w:pPr>
             <w:r>
               <w:t>24/7/21</w:t>
@@ -19819,7 +20412,18 @@
           </w:tcPr>
           <w:p>
             <w:pPr>
-              <w:jc w:val="left"/>
+              <w:overflowPunct w:val="0"/>
+              <w:topLinePunct/>
+              <w:autoSpaceDE w:val="0"/>
+              <w:autoSpaceDN w:val="0"/>
+              <w:spacing w:line="240" w:lineRule="auto"/>
+              <w:ind w:firstLine="0"/>
+              <w:jc w:val="center"/>
+              <w:rPr>
+                <w:rFonts w:cs="Arial"/>
+                <w:szCs w:val="22"/>
+                <w:lang w:bidi="ar-SA"/>
+              </w:rPr>
             </w:pPr>
             <w:r>
               <w:t>24/8/11</w:t>
@@ -20234,7 +20838,7 @@
         <w:autoSpaceDN w:val="0"/>
         <w:ind w:firstLineChars="550" w:firstLine="990"/>
         <w:rPr>
-          <w:rFonts w:ascii="Arial" w:hAnsi="Arial" w:cs="Arial" w:hint="eastAsia"/>
+          <w:rFonts w:ascii="Arial" w:hAnsi="Arial" w:cs="Arial"/>
           <w:b/>
           <w:sz w:val="24"/>
           <w:szCs w:val="24"/>
